--- a/docs/evidence/mujoco_auto_parking/mujoco_auto_parking_report.docx
+++ b/docs/evidence/mujoco_auto_parking/mujoco_auto_parking_report.docx
@@ -1146,7 +1146,7 @@
         <w:pStyle w:val="Heading2"/>
       </w:pPr>
       <w:r>
-        <w:t>已知限制</w:t>
+        <w:t>文档工具与提交说明</w:t>
       </w:r>
       <w:r/>
       <w:r/>
@@ -1159,7 +1159,43 @@
       </w:pPr>
       <w:r/>
       <w:r>
-        <w:t>任务②感知依赖目标车位的绿色立柱/绿色区域；换停车场时需要重新采集和训练。</w:t>
+        <w:t xml:space="preserve">本模块按仓库根 </w:t>
+      </w:r>
+      <w:r>
+        <w:rPr>
+          <w:rFonts w:ascii="Courier" w:hAnsi="Courier"/>
+        </w:rPr>
+        <w:t>mkdocs.yml</w:t>
+      </w:r>
+      <w:r>
+        <w:t xml:space="preserve"> 构建，</w:t>
+      </w:r>
+      <w:r>
+        <w:rPr>
+          <w:rFonts w:ascii="Courier" w:hAnsi="Courier"/>
+        </w:rPr>
+        <w:t>mkdocs build --clean</w:t>
+      </w:r>
+      <w:r>
+        <w:t xml:space="preserve"> 已在本地通过；GitHub Pages 由仓库的 </w:t>
+      </w:r>
+      <w:r>
+        <w:rPr>
+          <w:rFonts w:ascii="Courier" w:hAnsi="Courier"/>
+        </w:rPr>
+        <w:t>OpenHUTB/actions-mkdocs</w:t>
+      </w:r>
+      <w:r>
+        <w:t xml:space="preserve"> 工作流构建（该工作流使用 OpenHUTB 的 </w:t>
+      </w:r>
+      <w:r>
+        <w:rPr>
+          <w:rFonts w:ascii="Courier" w:hAnsi="Courier"/>
+        </w:rPr>
+        <w:t>hutb-doc</w:t>
+      </w:r>
+      <w:r>
+        <w:t xml:space="preserve"> 发行版）。</w:t>
       </w:r>
       <w:r/>
     </w:p>
@@ -1171,7 +1207,34 @@
       </w:pPr>
       <w:r/>
       <w:r>
-        <w:t>任务③在未知栅格上采用“未知视为可通行”的乐观规划，没有回环检测；停车场较小，误差可控。</w:t>
+        <w:t xml:space="preserve">Word 导出使用 </w:t>
+      </w:r>
+      <w:r>
+        <w:rPr>
+          <w:rFonts w:ascii="Courier" w:hAnsi="Courier"/>
+        </w:rPr>
+        <w:t>markdown + htmldocx + python-docx</w:t>
+      </w:r>
+      <w:r>
+        <w:t xml:space="preserve">，脚本为 </w:t>
+      </w:r>
+      <w:r>
+        <w:rPr>
+          <w:rFonts w:ascii="Courier" w:hAnsi="Courier"/>
+        </w:rPr>
+        <w:t>tools/export_word.py</w:t>
+      </w:r>
+      <w:r>
+        <w:t xml:space="preserve">；如果课程提供了 </w:t>
+      </w:r>
+      <w:r>
+        <w:rPr>
+          <w:rFonts w:ascii="Courier" w:hAnsi="Courier"/>
+        </w:rPr>
+        <w:t>Markdown2Anything</w:t>
+      </w:r>
+      <w:r>
+        <w:t xml:space="preserve"> 专用版本，提交前可以用课程版本再导出一次做格式对照。</w:t>
       </w:r>
       <w:r/>
     </w:p>
@@ -1183,7 +1246,25 @@
       </w:pPr>
       <w:r/>
       <w:r>
-        <w:t>任务④在 S 曲线演示上做行为克隆，不是完整的倒车入库策略；更大范围的端到端泊车需要更多专家数据。</w:t>
+        <w:t>GIF 和截图都来自真实 MuJoCo 渲染；</w:t>
+      </w:r>
+      <w:r>
+        <w:rPr>
+          <w:rFonts w:ascii="Courier" w:hAnsi="Courier"/>
+        </w:rPr>
+        <w:t>tools/make_gifs.py</w:t>
+      </w:r>
+      <w:r>
+        <w:t xml:space="preserve"> 生成 GIF，</w:t>
+      </w:r>
+      <w:r>
+        <w:rPr>
+          <w:rFonts w:ascii="Courier" w:hAnsi="Courier"/>
+        </w:rPr>
+        <w:t>screenshots/</w:t>
+      </w:r>
+      <w:r>
+        <w:t xml:space="preserve"> 下是从 GIF 提取的静态截图。</w:t>
       </w:r>
       <w:r/>
     </w:p>
@@ -1195,24 +1276,25 @@
       </w:pPr>
       <w:r/>
       <w:r>
-        <w:t>所有结果来自 MuJoCo 仿真，不含实车验证。</w:t>
-      </w:r>
-      <w:r/>
-    </w:p>
-    <w:p>
-      <w:pPr>
-        <w:pStyle w:val="Heading1"/>
-      </w:pPr>
-      <w:r>
-        <w:t>任务①：物理仿真与键盘运动控制</w:t>
-      </w:r>
-      <w:r/>
-      <w:r/>
-    </w:p>
-    <w:p>
-      <w:r/>
-      <w:r>
-        <w:t>对应课程任务（1）：对车辆进行物理仿真，通过键盘对机器人进行运动控制。</w:t>
+        <w:t xml:space="preserve">GitHub 的 commit message 不能直接嵌图；运行效果图放在 PR 正文和 </w:t>
+      </w:r>
+      <w:r>
+        <w:rPr>
+          <w:rFonts w:ascii="Courier" w:hAnsi="Courier"/>
+        </w:rPr>
+        <w:t>docs/img/ground/mujoco_auto_parking/</w:t>
+      </w:r>
+      <w:r>
+        <w:t xml:space="preserve">。如果老师要求 commit message 里也带图，推送前用 </w:t>
+      </w:r>
+      <w:r>
+        <w:rPr>
+          <w:rFonts w:ascii="Courier" w:hAnsi="Courier"/>
+        </w:rPr>
+        <w:t>git commit --amend</w:t>
+      </w:r>
+      <w:r>
+        <w:t xml:space="preserve"> 在提交信息末尾补一行图片路径。</w:t>
       </w:r>
       <w:r/>
       <w:r/>
@@ -1222,20 +1304,7 @@
         <w:pStyle w:val="Heading2"/>
       </w:pPr>
       <w:r>
-        <w:t>1. 场景与车模</w:t>
-      </w:r>
-      <w:r/>
-    </w:p>
-    <w:p>
-      <w:r/>
-      <w:r>
-        <w:rPr>
-          <w:rFonts w:ascii="Courier" w:hAnsi="Courier"/>
-        </w:rPr>
-        <w:t>models/parking_lot.xml</w:t>
-      </w:r>
-      <w:r>
-        <w:t xml:space="preserve"> 在同一份 MJCF 中定义：</w:t>
+        <w:t>已知限制</w:t>
       </w:r>
       <w:r/>
       <w:r/>
@@ -1248,7 +1317,7 @@
       </w:pPr>
       <w:r/>
       <w:r>
-        <w:t>约 20 m × 20 m 的停车场、边界墙、立柱、通道障碍物；</w:t>
+        <w:t>任务②感知依赖目标车位的绿色立柱/绿色区域；换停车场时需要重新采集和训练。</w:t>
       </w:r>
       <w:r/>
     </w:p>
@@ -1260,7 +1329,7 @@
       </w:pPr>
       <w:r/>
       <w:r>
-        <w:t>上下两排垂直车位、目标车位绿色区域、车位入口的两根绿色立柱；</w:t>
+        <w:t>任务③在未知栅格上采用“未知视为可通行”的乐观规划，没有回环检测；停车场较小，误差可控。</w:t>
       </w:r>
       <w:r/>
     </w:p>
@@ -1272,7 +1341,7 @@
       </w:pPr>
       <w:r/>
       <w:r>
-        <w:t>四轮差速小车：车身 0.60 m × 0.42 m × 0.14 m，车轮半径 0.08 m，轮距 0.48 m；</w:t>
+        <w:t>任务④在 S 曲线演示上做行为克隆，不是完整的倒车入库策略；更大范围的端到端泊车需要更多专家数据。</w:t>
       </w:r>
       <w:r/>
     </w:p>
@@ -1284,6 +1353,95 @@
       </w:pPr>
       <w:r/>
       <w:r>
+        <w:t>所有结果来自 MuJoCo 仿真，不含实车验证。</w:t>
+      </w:r>
+      <w:r/>
+    </w:p>
+    <w:p>
+      <w:pPr>
+        <w:pStyle w:val="Heading1"/>
+      </w:pPr>
+      <w:r>
+        <w:t>任务①：物理仿真与键盘运动控制</w:t>
+      </w:r>
+      <w:r/>
+      <w:r/>
+    </w:p>
+    <w:p>
+      <w:r/>
+      <w:r>
+        <w:t>对应课程任务（1）：对车辆进行物理仿真，通过键盘对机器人进行运动控制。</w:t>
+      </w:r>
+      <w:r/>
+      <w:r/>
+    </w:p>
+    <w:p>
+      <w:pPr>
+        <w:pStyle w:val="Heading2"/>
+      </w:pPr>
+      <w:r>
+        <w:t>1. 场景与车模</w:t>
+      </w:r>
+      <w:r/>
+    </w:p>
+    <w:p>
+      <w:r/>
+      <w:r>
+        <w:rPr>
+          <w:rFonts w:ascii="Courier" w:hAnsi="Courier"/>
+        </w:rPr>
+        <w:t>models/parking_lot.xml</w:t>
+      </w:r>
+      <w:r>
+        <w:t xml:space="preserve"> 在同一份 MJCF 中定义：</w:t>
+      </w:r>
+      <w:r/>
+      <w:r/>
+    </w:p>
+    <w:p>
+      <w:pPr>
+        <w:pStyle w:val="ListBullet"/>
+        <w:spacing w:line="240" w:lineRule="auto"/>
+        <w:ind w:left="720"/>
+      </w:pPr>
+      <w:r/>
+      <w:r>
+        <w:t>约 20 m × 20 m 的停车场、边界墙、立柱、通道障碍物；</w:t>
+      </w:r>
+      <w:r/>
+    </w:p>
+    <w:p>
+      <w:pPr>
+        <w:pStyle w:val="ListBullet"/>
+        <w:spacing w:line="240" w:lineRule="auto"/>
+        <w:ind w:left="720"/>
+      </w:pPr>
+      <w:r/>
+      <w:r>
+        <w:t>上下两排垂直车位、目标车位绿色区域、车位入口的两根绿色立柱；</w:t>
+      </w:r>
+      <w:r/>
+    </w:p>
+    <w:p>
+      <w:pPr>
+        <w:pStyle w:val="ListBullet"/>
+        <w:spacing w:line="240" w:lineRule="auto"/>
+        <w:ind w:left="720"/>
+      </w:pPr>
+      <w:r/>
+      <w:r>
+        <w:t>四轮差速小车：车身 0.60 m × 0.42 m × 0.14 m，车轮半径 0.08 m，轮距 0.48 m；</w:t>
+      </w:r>
+      <w:r/>
+    </w:p>
+    <w:p>
+      <w:pPr>
+        <w:pStyle w:val="ListBullet"/>
+        <w:spacing w:line="240" w:lineRule="auto"/>
+        <w:ind w:left="720"/>
+      </w:pPr>
+      <w:r/>
+      <w:r>
         <w:t xml:space="preserve">前视相机 </w:t>
       </w:r>
       <w:r>
@@ -1351,6 +1509,18 @@
     <w:p>
       <w:r>
         <w:t>&lt;image: task1_teleop.gif&gt;</w:t>
+      </w:r>
+    </w:p>
+    <w:p>
+      <w:r/>
+      <w:r/>
+    </w:p>
+    <w:p>
+      <w:r/>
+    </w:p>
+    <w:p>
+      <w:r>
+        <w:t>&lt;image: task1_teleop.png&gt;</w:t>
       </w:r>
     </w:p>
     <w:p>
@@ -3046,6 +3216,18 @@
       </w:r>
     </w:p>
     <w:p>
+      <w:r/>
+      <w:r/>
+    </w:p>
+    <w:p>
+      <w:r/>
+    </w:p>
+    <w:p>
+      <w:r>
+        <w:t>&lt;image: task2_s_curve.png&gt;</w:t>
+      </w:r>
+    </w:p>
+    <w:p>
       <w:pPr>
         <w:pStyle w:val="Heading2"/>
       </w:pPr>
@@ -4773,6 +4955,18 @@
     <w:p>
       <w:r>
         <w:t>&lt;image: task3_navigation.gif&gt;</w:t>
+      </w:r>
+    </w:p>
+    <w:p>
+      <w:r/>
+      <w:r/>
+    </w:p>
+    <w:p>
+      <w:r/>
+    </w:p>
+    <w:p>
+      <w:r>
+        <w:t>&lt;image: task3_navigation.png&gt;</w:t>
       </w:r>
     </w:p>
     <w:p>
@@ -6575,6 +6769,18 @@
     <w:p>
       <w:r>
         <w:t>&lt;image: task4_end_to_end.gif&gt;</w:t>
+      </w:r>
+    </w:p>
+    <w:p>
+      <w:r/>
+      <w:r/>
+    </w:p>
+    <w:p>
+      <w:r/>
+    </w:p>
+    <w:p>
+      <w:r>
+        <w:t>&lt;image: task4_end_to_end.png&gt;</w:t>
       </w:r>
     </w:p>
     <w:p>
